--- a/artifacts/bids/2026-02-02/zayavka_2026-02-02.docx
+++ b/artifacts/bids/2026-02-02/zayavka_2026-02-02.docx
@@ -254,7 +254,7 @@
               <w:jc w:val="right"/>
             </w:pPr>
             <w:r>
-              <w:t>0,849</w:t>
+              <w:t>0,847</w:t>
             </w:r>
           </w:p>
         </w:tc>
@@ -277,7 +277,7 @@
               <w:jc w:val="right"/>
             </w:pPr>
             <w:r>
-              <w:t>4,649</w:t>
+              <w:t>4,650</w:t>
             </w:r>
           </w:p>
         </w:tc>
@@ -302,7 +302,7 @@
               <w:jc w:val="right"/>
             </w:pPr>
             <w:r>
-              <w:t>0,748</w:t>
+              <w:t>0,758</w:t>
             </w:r>
           </w:p>
         </w:tc>
@@ -325,7 +325,7 @@
               <w:jc w:val="right"/>
             </w:pPr>
             <w:r>
-              <w:t>4,718</w:t>
+              <w:t>4,720</w:t>
             </w:r>
           </w:p>
         </w:tc>
@@ -350,7 +350,7 @@
               <w:jc w:val="right"/>
             </w:pPr>
             <w:r>
-              <w:t>0,875</w:t>
+              <w:t>0,891</w:t>
             </w:r>
           </w:p>
         </w:tc>
@@ -373,7 +373,7 @@
               <w:jc w:val="right"/>
             </w:pPr>
             <w:r>
-              <w:t>4,680</w:t>
+              <w:t>4,677</w:t>
             </w:r>
           </w:p>
         </w:tc>
@@ -398,7 +398,7 @@
               <w:jc w:val="right"/>
             </w:pPr>
             <w:r>
-              <w:t>1,232</w:t>
+              <w:t>1,257</w:t>
             </w:r>
           </w:p>
         </w:tc>
@@ -421,7 +421,7 @@
               <w:jc w:val="right"/>
             </w:pPr>
             <w:r>
-              <w:t>4,378</w:t>
+              <w:t>4,367</w:t>
             </w:r>
           </w:p>
         </w:tc>
@@ -446,7 +446,7 @@
               <w:jc w:val="right"/>
             </w:pPr>
             <w:r>
-              <w:t>2,077</w:t>
+              <w:t>2,069</w:t>
             </w:r>
           </w:p>
         </w:tc>
@@ -469,7 +469,7 @@
               <w:jc w:val="right"/>
             </w:pPr>
             <w:r>
-              <w:t>3,859</w:t>
+              <w:t>3,901</w:t>
             </w:r>
           </w:p>
         </w:tc>
@@ -494,7 +494,7 @@
               <w:jc w:val="right"/>
             </w:pPr>
             <w:r>
-              <w:t>2,328</w:t>
+              <w:t>2,342</w:t>
             </w:r>
           </w:p>
         </w:tc>
@@ -517,7 +517,7 @@
               <w:jc w:val="right"/>
             </w:pPr>
             <w:r>
-              <w:t>3,066</w:t>
+              <w:t>3,098</w:t>
             </w:r>
           </w:p>
         </w:tc>
@@ -542,7 +542,7 @@
               <w:jc w:val="right"/>
             </w:pPr>
             <w:r>
-              <w:t>2,413</w:t>
+              <w:t>2,414</w:t>
             </w:r>
           </w:p>
         </w:tc>
@@ -565,7 +565,7 @@
               <w:jc w:val="right"/>
             </w:pPr>
             <w:r>
-              <w:t>2,907</w:t>
+              <w:t>2,854</w:t>
             </w:r>
           </w:p>
         </w:tc>
@@ -590,7 +590,7 @@
               <w:jc w:val="right"/>
             </w:pPr>
             <w:r>
-              <w:t>2,587</w:t>
+              <w:t>2,614</w:t>
             </w:r>
           </w:p>
         </w:tc>
@@ -613,7 +613,7 @@
               <w:jc w:val="right"/>
             </w:pPr>
             <w:r>
-              <w:t>1,937</w:t>
+              <w:t>1,932</w:t>
             </w:r>
           </w:p>
         </w:tc>
@@ -638,7 +638,7 @@
               <w:jc w:val="right"/>
             </w:pPr>
             <w:r>
-              <w:t>2,902</w:t>
+              <w:t>2,903</w:t>
             </w:r>
           </w:p>
         </w:tc>
@@ -661,7 +661,7 @@
               <w:jc w:val="right"/>
             </w:pPr>
             <w:r>
-              <w:t>1,467</w:t>
+              <w:t>1,482</w:t>
             </w:r>
           </w:p>
         </w:tc>
@@ -686,7 +686,7 @@
               <w:jc w:val="right"/>
             </w:pPr>
             <w:r>
-              <w:t>2,862</w:t>
+              <w:t>2,875</w:t>
             </w:r>
           </w:p>
         </w:tc>
@@ -709,7 +709,7 @@
               <w:jc w:val="right"/>
             </w:pPr>
             <w:r>
-              <w:t>1,208</w:t>
+              <w:t>1,196</w:t>
             </w:r>
           </w:p>
         </w:tc>
@@ -734,7 +734,7 @@
               <w:jc w:val="right"/>
             </w:pPr>
             <w:r>
-              <w:t>3,870</w:t>
+              <w:t>3,805</w:t>
             </w:r>
           </w:p>
         </w:tc>
@@ -757,7 +757,7 @@
               <w:jc w:val="right"/>
             </w:pPr>
             <w:r>
-              <w:t>1,342</w:t>
+              <w:t>1,345</w:t>
             </w:r>
           </w:p>
         </w:tc>
@@ -782,7 +782,7 @@
               <w:jc w:val="right"/>
             </w:pPr>
             <w:r>
-              <w:t>4,450</w:t>
+              <w:t>4,444</w:t>
             </w:r>
           </w:p>
         </w:tc>
@@ -805,7 +805,7 @@
               <w:jc w:val="right"/>
             </w:pPr>
             <w:r>
-              <w:t>1,191</w:t>
+              <w:t>1,228</w:t>
             </w:r>
           </w:p>
         </w:tc>
@@ -821,7 +821,7 @@
         <w:rPr>
           <w:b/>
         </w:rPr>
-        <w:t>Итого за сутки: 62,595 МВт·ч.</w:t>
+        <w:t>Итого за сутки: 62,669 МВт·ч.</w:t>
       </w:r>
     </w:p>
     <w:p>
@@ -834,7 +834,7 @@
     </w:p>
     <w:p>
       <w:r>
-        <w:t>Прогноз 19daa45b0ffb, сформирован 01.02.2026 05:00 (Астана); модель windcast-0.1.0-cascade+direct; погода: Open-Meteo Previous Runs: ECMWF IFS, ECMWF AIFS, ICON, GFS, UKMO, GEM, CMA, выпуск 2026-01-31 18:00:00 UTC.</w:t>
+        <w:t>Прогноз b31d23277ea2, сформирован 01.02.2026 05:00 (Астана); модель windcast-0.1.0-cascade+direct; погода: Open-Meteo Previous Runs: ECMWF IFS, ECMWF AIFS, ICON, GFS, UKMO, GEM, CMA, выпуск 2026-01-31 18:00:00 UTC.</w:t>
       </w:r>
     </w:p>
     <w:tbl>
@@ -940,7 +940,7 @@
           </w:tcPr>
           <w:p>
             <w:r>
-              <w:t>0,069</w:t>
+              <w:t>0,066</w:t>
             </w:r>
           </w:p>
         </w:tc>
@@ -950,7 +950,7 @@
           </w:tcPr>
           <w:p>
             <w:r>
-              <w:t>0,849</w:t>
+              <w:t>0,847</w:t>
             </w:r>
           </w:p>
         </w:tc>
@@ -960,7 +960,7 @@
           </w:tcPr>
           <w:p>
             <w:r>
-              <w:t>3,206</w:t>
+              <w:t>3,191</w:t>
             </w:r>
           </w:p>
         </w:tc>
@@ -970,7 +970,7 @@
           </w:tcPr>
           <w:p>
             <w:r>
-              <w:t>5.7</w:t>
+              <w:t>5.8</w:t>
             </w:r>
           </w:p>
         </w:tc>
@@ -1002,7 +1002,7 @@
           </w:tcPr>
           <w:p>
             <w:r>
-              <w:t>0,081</w:t>
+              <w:t>0,088</w:t>
             </w:r>
           </w:p>
         </w:tc>
@@ -1012,7 +1012,7 @@
           </w:tcPr>
           <w:p>
             <w:r>
-              <w:t>0,748</w:t>
+              <w:t>0,758</w:t>
             </w:r>
           </w:p>
         </w:tc>
@@ -1022,7 +1022,7 @@
           </w:tcPr>
           <w:p>
             <w:r>
-              <w:t>3,613</w:t>
+              <w:t>3,588</w:t>
             </w:r>
           </w:p>
         </w:tc>
@@ -1074,7 +1074,7 @@
           </w:tcPr>
           <w:p>
             <w:r>
-              <w:t>0,875</w:t>
+              <w:t>0,891</w:t>
             </w:r>
           </w:p>
         </w:tc>
@@ -1084,7 +1084,7 @@
           </w:tcPr>
           <w:p>
             <w:r>
-              <w:t>3,817</w:t>
+              <w:t>3,718</w:t>
             </w:r>
           </w:p>
         </w:tc>
@@ -1094,7 +1094,7 @@
           </w:tcPr>
           <w:p>
             <w:r>
-              <w:t>5.8</w:t>
+              <w:t>5.9</w:t>
             </w:r>
           </w:p>
         </w:tc>
@@ -1126,7 +1126,7 @@
           </w:tcPr>
           <w:p>
             <w:r>
-              <w:t>0,227</w:t>
+              <w:t>0,232</w:t>
             </w:r>
           </w:p>
         </w:tc>
@@ -1136,7 +1136,7 @@
           </w:tcPr>
           <w:p>
             <w:r>
-              <w:t>1,232</w:t>
+              <w:t>1,257</w:t>
             </w:r>
           </w:p>
         </w:tc>
@@ -1146,7 +1146,7 @@
           </w:tcPr>
           <w:p>
             <w:r>
-              <w:t>4,266</w:t>
+              <w:t>4,253</w:t>
             </w:r>
           </w:p>
         </w:tc>
@@ -1188,7 +1188,7 @@
           </w:tcPr>
           <w:p>
             <w:r>
-              <w:t>0,526</w:t>
+              <w:t>0,537</w:t>
             </w:r>
           </w:p>
         </w:tc>
@@ -1198,7 +1198,7 @@
           </w:tcPr>
           <w:p>
             <w:r>
-              <w:t>2,077</w:t>
+              <w:t>2,069</w:t>
             </w:r>
           </w:p>
         </w:tc>
@@ -1208,7 +1208,7 @@
           </w:tcPr>
           <w:p>
             <w:r>
-              <w:t>4,475</w:t>
+              <w:t>4,441</w:t>
             </w:r>
           </w:p>
         </w:tc>
@@ -1250,7 +1250,7 @@
           </w:tcPr>
           <w:p>
             <w:r>
-              <w:t>1,184</w:t>
+              <w:t>1,188</w:t>
             </w:r>
           </w:p>
         </w:tc>
@@ -1260,7 +1260,7 @@
           </w:tcPr>
           <w:p>
             <w:r>
-              <w:t>2,328</w:t>
+              <w:t>2,342</w:t>
             </w:r>
           </w:p>
         </w:tc>
@@ -1270,7 +1270,7 @@
           </w:tcPr>
           <w:p>
             <w:r>
-              <w:t>4,651</w:t>
+              <w:t>4,605</w:t>
             </w:r>
           </w:p>
         </w:tc>
@@ -1280,7 +1280,7 @@
           </w:tcPr>
           <w:p>
             <w:r>
-              <w:t>7.5</w:t>
+              <w:t>7.6</w:t>
             </w:r>
           </w:p>
         </w:tc>
@@ -1312,7 +1312,7 @@
           </w:tcPr>
           <w:p>
             <w:r>
-              <w:t>1,290</w:t>
+              <w:t>1,304</w:t>
             </w:r>
           </w:p>
         </w:tc>
@@ -1322,7 +1322,7 @@
           </w:tcPr>
           <w:p>
             <w:r>
-              <w:t>2,413</w:t>
+              <w:t>2,414</w:t>
             </w:r>
           </w:p>
         </w:tc>
@@ -1332,7 +1332,7 @@
           </w:tcPr>
           <w:p>
             <w:r>
-              <w:t>4,683</w:t>
+              <w:t>4,677</w:t>
             </w:r>
           </w:p>
         </w:tc>
@@ -1374,7 +1374,7 @@
           </w:tcPr>
           <w:p>
             <w:r>
-              <w:t>1,262</w:t>
+              <w:t>1,255</w:t>
             </w:r>
           </w:p>
         </w:tc>
@@ -1384,7 +1384,7 @@
           </w:tcPr>
           <w:p>
             <w:r>
-              <w:t>2,587</w:t>
+              <w:t>2,614</w:t>
             </w:r>
           </w:p>
         </w:tc>
@@ -1394,7 +1394,7 @@
           </w:tcPr>
           <w:p>
             <w:r>
-              <w:t>4,660</w:t>
+              <w:t>4,662</w:t>
             </w:r>
           </w:p>
         </w:tc>
@@ -1436,7 +1436,7 @@
           </w:tcPr>
           <w:p>
             <w:r>
-              <w:t>1,276</w:t>
+              <w:t>1,295</w:t>
             </w:r>
           </w:p>
         </w:tc>
@@ -1446,7 +1446,7 @@
           </w:tcPr>
           <w:p>
             <w:r>
-              <w:t>2,902</w:t>
+              <w:t>2,903</w:t>
             </w:r>
           </w:p>
         </w:tc>
@@ -1456,7 +1456,7 @@
           </w:tcPr>
           <w:p>
             <w:r>
-              <w:t>4,809</w:t>
+              <w:t>4,800</w:t>
             </w:r>
           </w:p>
         </w:tc>
@@ -1498,7 +1498,7 @@
           </w:tcPr>
           <w:p>
             <w:r>
-              <w:t>1,454</w:t>
+              <w:t>1,463</w:t>
             </w:r>
           </w:p>
         </w:tc>
@@ -1508,7 +1508,7 @@
           </w:tcPr>
           <w:p>
             <w:r>
-              <w:t>2,862</w:t>
+              <w:t>2,875</w:t>
             </w:r>
           </w:p>
         </w:tc>
@@ -1560,7 +1560,7 @@
           </w:tcPr>
           <w:p>
             <w:r>
-              <w:t>1,848</w:t>
+              <w:t>1,857</w:t>
             </w:r>
           </w:p>
         </w:tc>
@@ -1570,7 +1570,7 @@
           </w:tcPr>
           <w:p>
             <w:r>
-              <w:t>3,870</w:t>
+              <w:t>3,805</w:t>
             </w:r>
           </w:p>
         </w:tc>
@@ -1580,7 +1580,7 @@
           </w:tcPr>
           <w:p>
             <w:r>
-              <w:t>4,940</w:t>
+              <w:t>4,946</w:t>
             </w:r>
           </w:p>
         </w:tc>
@@ -1622,7 +1622,7 @@
           </w:tcPr>
           <w:p>
             <w:r>
-              <w:t>2,808</w:t>
+              <w:t>2,812</w:t>
             </w:r>
           </w:p>
         </w:tc>
@@ -1632,7 +1632,7 @@
           </w:tcPr>
           <w:p>
             <w:r>
-              <w:t>4,450</w:t>
+              <w:t>4,444</w:t>
             </w:r>
           </w:p>
         </w:tc>
@@ -1642,7 +1642,7 @@
           </w:tcPr>
           <w:p>
             <w:r>
-              <w:t>4,951</w:t>
+              <w:t>4,946</w:t>
             </w:r>
           </w:p>
         </w:tc>
@@ -1684,7 +1684,7 @@
           </w:tcPr>
           <w:p>
             <w:r>
-              <w:t>3,497</w:t>
+              <w:t>3,476</w:t>
             </w:r>
           </w:p>
         </w:tc>
@@ -1694,7 +1694,7 @@
           </w:tcPr>
           <w:p>
             <w:r>
-              <w:t>4,649</w:t>
+              <w:t>4,650</w:t>
             </w:r>
           </w:p>
         </w:tc>
@@ -1704,7 +1704,7 @@
           </w:tcPr>
           <w:p>
             <w:r>
-              <w:t>4,974</w:t>
+              <w:t>4,971</w:t>
             </w:r>
           </w:p>
         </w:tc>
@@ -1746,7 +1746,7 @@
           </w:tcPr>
           <w:p>
             <w:r>
-              <w:t>3,744</w:t>
+              <w:t>3,740</w:t>
             </w:r>
           </w:p>
         </w:tc>
@@ -1756,7 +1756,7 @@
           </w:tcPr>
           <w:p>
             <w:r>
-              <w:t>4,718</w:t>
+              <w:t>4,720</w:t>
             </w:r>
           </w:p>
         </w:tc>
@@ -1766,7 +1766,7 @@
           </w:tcPr>
           <w:p>
             <w:r>
-              <w:t>4,984</w:t>
+              <w:t>4,981</w:t>
             </w:r>
           </w:p>
         </w:tc>
@@ -1808,7 +1808,7 @@
           </w:tcPr>
           <w:p>
             <w:r>
-              <w:t>3,574</w:t>
+              <w:t>3,583</w:t>
             </w:r>
           </w:p>
         </w:tc>
@@ -1818,7 +1818,7 @@
           </w:tcPr>
           <w:p>
             <w:r>
-              <w:t>4,680</w:t>
+              <w:t>4,677</w:t>
             </w:r>
           </w:p>
         </w:tc>
@@ -1870,7 +1870,7 @@
           </w:tcPr>
           <w:p>
             <w:r>
-              <w:t>2,460</w:t>
+              <w:t>2,497</w:t>
             </w:r>
           </w:p>
         </w:tc>
@@ -1880,7 +1880,7 @@
           </w:tcPr>
           <w:p>
             <w:r>
-              <w:t>4,378</w:t>
+              <w:t>4,367</w:t>
             </w:r>
           </w:p>
         </w:tc>
@@ -1932,7 +1932,7 @@
           </w:tcPr>
           <w:p>
             <w:r>
-              <w:t>1,855</w:t>
+              <w:t>1,866</w:t>
             </w:r>
           </w:p>
         </w:tc>
@@ -1942,7 +1942,7 @@
           </w:tcPr>
           <w:p>
             <w:r>
-              <w:t>3,859</w:t>
+              <w:t>3,901</w:t>
             </w:r>
           </w:p>
         </w:tc>
@@ -1952,7 +1952,7 @@
           </w:tcPr>
           <w:p>
             <w:r>
-              <w:t>4,954</w:t>
+              <w:t>4,957</w:t>
             </w:r>
           </w:p>
         </w:tc>
@@ -1962,7 +1962,7 @@
           </w:tcPr>
           <w:p>
             <w:r>
-              <w:t>9.6</w:t>
+              <w:t>9.7</w:t>
             </w:r>
           </w:p>
         </w:tc>
@@ -1994,7 +1994,7 @@
           </w:tcPr>
           <w:p>
             <w:r>
-              <w:t>1,399</w:t>
+              <w:t>1,434</w:t>
             </w:r>
           </w:p>
         </w:tc>
@@ -2004,7 +2004,7 @@
           </w:tcPr>
           <w:p>
             <w:r>
-              <w:t>3,066</w:t>
+              <w:t>3,098</w:t>
             </w:r>
           </w:p>
         </w:tc>
@@ -2056,7 +2056,7 @@
           </w:tcPr>
           <w:p>
             <w:r>
-              <w:t>0,765</w:t>
+              <w:t>0,762</w:t>
             </w:r>
           </w:p>
         </w:tc>
@@ -2066,7 +2066,7 @@
           </w:tcPr>
           <w:p>
             <w:r>
-              <w:t>2,907</w:t>
+              <w:t>2,854</w:t>
             </w:r>
           </w:p>
         </w:tc>
@@ -2076,7 +2076,7 @@
           </w:tcPr>
           <w:p>
             <w:r>
-              <w:t>4,758</w:t>
+              <w:t>4,729</w:t>
             </w:r>
           </w:p>
         </w:tc>
@@ -2118,7 +2118,7 @@
           </w:tcPr>
           <w:p>
             <w:r>
-              <w:t>0,294</w:t>
+              <w:t>0,264</w:t>
             </w:r>
           </w:p>
         </w:tc>
@@ -2128,7 +2128,7 @@
           </w:tcPr>
           <w:p>
             <w:r>
-              <w:t>1,937</w:t>
+              <w:t>1,932</w:t>
             </w:r>
           </w:p>
         </w:tc>
@@ -2138,7 +2138,7 @@
           </w:tcPr>
           <w:p>
             <w:r>
-              <w:t>4,051</w:t>
+              <w:t>4,053</w:t>
             </w:r>
           </w:p>
         </w:tc>
@@ -2180,7 +2180,7 @@
           </w:tcPr>
           <w:p>
             <w:r>
-              <w:t>0,106</w:t>
+              <w:t>0,117</w:t>
             </w:r>
           </w:p>
         </w:tc>
@@ -2190,7 +2190,7 @@
           </w:tcPr>
           <w:p>
             <w:r>
-              <w:t>1,467</w:t>
+              <w:t>1,482</w:t>
             </w:r>
           </w:p>
         </w:tc>
@@ -2200,7 +2200,7 @@
           </w:tcPr>
           <w:p>
             <w:r>
-              <w:t>3,680</w:t>
+              <w:t>3,696</w:t>
             </w:r>
           </w:p>
         </w:tc>
@@ -2242,7 +2242,7 @@
           </w:tcPr>
           <w:p>
             <w:r>
-              <w:t>0,074</w:t>
+              <w:t>0,067</w:t>
             </w:r>
           </w:p>
         </w:tc>
@@ -2252,7 +2252,7 @@
           </w:tcPr>
           <w:p>
             <w:r>
-              <w:t>1,208</w:t>
+              <w:t>1,196</w:t>
             </w:r>
           </w:p>
         </w:tc>
@@ -2262,7 +2262,7 @@
           </w:tcPr>
           <w:p>
             <w:r>
-              <w:t>3,312</w:t>
+              <w:t>3,341</w:t>
             </w:r>
           </w:p>
         </w:tc>
@@ -2304,7 +2304,7 @@
           </w:tcPr>
           <w:p>
             <w:r>
-              <w:t>0,119</w:t>
+              <w:t>0,136</w:t>
             </w:r>
           </w:p>
         </w:tc>
@@ -2314,7 +2314,7 @@
           </w:tcPr>
           <w:p>
             <w:r>
-              <w:t>1,342</w:t>
+              <w:t>1,345</w:t>
             </w:r>
           </w:p>
         </w:tc>
@@ -2324,7 +2324,7 @@
           </w:tcPr>
           <w:p>
             <w:r>
-              <w:t>3,525</w:t>
+              <w:t>3,538</w:t>
             </w:r>
           </w:p>
         </w:tc>
@@ -2366,7 +2366,7 @@
           </w:tcPr>
           <w:p>
             <w:r>
-              <w:t>0,098</w:t>
+              <w:t>0,086</w:t>
             </w:r>
           </w:p>
         </w:tc>
@@ -2376,7 +2376,7 @@
           </w:tcPr>
           <w:p>
             <w:r>
-              <w:t>1,191</w:t>
+              <w:t>1,228</w:t>
             </w:r>
           </w:p>
         </w:tc>
@@ -2386,7 +2386,7 @@
           </w:tcPr>
           <w:p>
             <w:r>
-              <w:t>3,382</w:t>
+              <w:t>3,401</w:t>
             </w:r>
           </w:p>
         </w:tc>
@@ -2423,7 +2423,7 @@
         <w:pStyle w:val="ListBullet"/>
       </w:pPr>
       <w:r>
-        <w:t>резкий рост на 1.78 МВт за 3 ч к 12:00</w:t>
+        <w:t>резкий рост на 1.77 МВт за 3 ч к 12:00</w:t>
       </w:r>
     </w:p>
     <w:p>
@@ -2431,15 +2431,7 @@
         <w:pStyle w:val="ListBullet"/>
       </w:pPr>
       <w:r>
-        <w:t>резкий спад на 1.61 МВт за 3 ч к 17:00</w:t>
-      </w:r>
-    </w:p>
-    <w:p>
-      <w:pPr>
-        <w:pStyle w:val="ListBullet"/>
-      </w:pPr>
-      <w:r>
-        <w:t>резкий спад на 1.92 МВт за 3 ч к 19:00</w:t>
+        <w:t>резкий спад на 1.97 МВт за 3 ч к 19:00</w:t>
       </w:r>
     </w:p>
     <w:p>
@@ -2576,7 +2568,7 @@
           </w:tcPr>
           <w:p>
             <w:r>
-              <w:t>0,900</w:t>
+              <w:t>0,838</w:t>
             </w:r>
           </w:p>
         </w:tc>
@@ -2586,7 +2578,7 @@
           </w:tcPr>
           <w:p>
             <w:r>
-              <w:t>1,232 → 2,132</w:t>
+              <w:t>1,257 → 2,095</w:t>
             </w:r>
           </w:p>
         </w:tc>
@@ -2638,7 +2630,7 @@
           </w:tcPr>
           <w:p>
             <w:r>
-              <w:t>0,549</w:t>
+              <w:t>0,560</w:t>
             </w:r>
           </w:p>
         </w:tc>
@@ -2648,7 +2640,7 @@
           </w:tcPr>
           <w:p>
             <w:r>
-              <w:t>2,328 → 2,877</w:t>
+              <w:t>2,342 → 2,902</w:t>
             </w:r>
           </w:p>
         </w:tc>
@@ -2659,68 +2651,6 @@
           <w:p>
             <w:r>
               <w:t>02.02 03:00</w:t>
-            </w:r>
-          </w:p>
-        </w:tc>
-      </w:tr>
-      <w:tr>
-        <w:tc>
-          <w:tcPr>
-            <w:tcW w:type="dxa" w:w="1440"/>
-          </w:tcPr>
-          <w:p>
-            <w:r>
-              <w:t>01.02 17:00</w:t>
-            </w:r>
-          </w:p>
-        </w:tc>
-        <w:tc>
-          <w:tcPr>
-            <w:tcW w:type="dxa" w:w="1440"/>
-          </w:tcPr>
-          <w:p>
-            <w:r>
-              <w:t>03:00</w:t>
-            </w:r>
-          </w:p>
-        </w:tc>
-        <w:tc>
-          <w:tcPr>
-            <w:tcW w:type="dxa" w:w="1440"/>
-          </w:tcPr>
-          <w:p>
-            <w:r>
-              <w:t>вверх</w:t>
-            </w:r>
-          </w:p>
-        </w:tc>
-        <w:tc>
-          <w:tcPr>
-            <w:tcW w:type="dxa" w:w="1440"/>
-          </w:tcPr>
-          <w:p>
-            <w:r>
-              <w:t>0,517</w:t>
-            </w:r>
-          </w:p>
-        </w:tc>
-        <w:tc>
-          <w:tcPr>
-            <w:tcW w:type="dxa" w:w="1440"/>
-          </w:tcPr>
-          <w:p>
-            <w:r>
-              <w:t>0,875 → 1,392</w:t>
-            </w:r>
-          </w:p>
-        </w:tc>
-        <w:tc>
-          <w:tcPr>
-            <w:tcW w:type="dxa" w:w="1440"/>
-          </w:tcPr>
-          <w:p>
-            <w:r>
-              <w:t>02.02 00:00</w:t>
             </w:r>
           </w:p>
         </w:tc>
@@ -2762,7 +2692,7 @@
           </w:tcPr>
           <w:p>
             <w:r>
-              <w:t>0,668</w:t>
+              <w:t>0,673</w:t>
             </w:r>
           </w:p>
         </w:tc>
@@ -2772,7 +2702,7 @@
           </w:tcPr>
           <w:p>
             <w:r>
-              <w:t>2,413 → 3,081</w:t>
+              <w:t>2,414 → 3,087</w:t>
             </w:r>
           </w:p>
         </w:tc>
@@ -2824,7 +2754,7 @@
           </w:tcPr>
           <w:p>
             <w:r>
-              <w:t>0,741</w:t>
+              <w:t>0,727</w:t>
             </w:r>
           </w:p>
         </w:tc>
@@ -2834,7 +2764,7 @@
           </w:tcPr>
           <w:p>
             <w:r>
-              <w:t>2,902 → 3,643</w:t>
+              <w:t>2,903 → 3,630</w:t>
             </w:r>
           </w:p>
         </w:tc>
@@ -2845,130 +2775,6 @@
           <w:p>
             <w:r>
               <w:t>02.02 06:00</w:t>
-            </w:r>
-          </w:p>
-        </w:tc>
-      </w:tr>
-      <w:tr>
-        <w:tc>
-          <w:tcPr>
-            <w:tcW w:type="dxa" w:w="1440"/>
-          </w:tcPr>
-          <w:p>
-            <w:r>
-              <w:t>01.02 17:00</w:t>
-            </w:r>
-          </w:p>
-        </w:tc>
-        <w:tc>
-          <w:tcPr>
-            <w:tcW w:type="dxa" w:w="1440"/>
-          </w:tcPr>
-          <w:p>
-            <w:r>
-              <w:t>10:00</w:t>
-            </w:r>
-          </w:p>
-        </w:tc>
-        <w:tc>
-          <w:tcPr>
-            <w:tcW w:type="dxa" w:w="1440"/>
-          </w:tcPr>
-          <w:p>
-            <w:r>
-              <w:t>вверх</w:t>
-            </w:r>
-          </w:p>
-        </w:tc>
-        <w:tc>
-          <w:tcPr>
-            <w:tcW w:type="dxa" w:w="1440"/>
-          </w:tcPr>
-          <w:p>
-            <w:r>
-              <w:t>0,527</w:t>
-            </w:r>
-          </w:p>
-        </w:tc>
-        <w:tc>
-          <w:tcPr>
-            <w:tcW w:type="dxa" w:w="1440"/>
-          </w:tcPr>
-          <w:p>
-            <w:r>
-              <w:t>2,862 → 3,389</w:t>
-            </w:r>
-          </w:p>
-        </w:tc>
-        <w:tc>
-          <w:tcPr>
-            <w:tcW w:type="dxa" w:w="1440"/>
-          </w:tcPr>
-          <w:p>
-            <w:r>
-              <w:t>02.02 07:00</w:t>
-            </w:r>
-          </w:p>
-        </w:tc>
-      </w:tr>
-      <w:tr>
-        <w:tc>
-          <w:tcPr>
-            <w:tcW w:type="dxa" w:w="1440"/>
-          </w:tcPr>
-          <w:p>
-            <w:r>
-              <w:t>01.02 23:00</w:t>
-            </w:r>
-          </w:p>
-        </w:tc>
-        <w:tc>
-          <w:tcPr>
-            <w:tcW w:type="dxa" w:w="1440"/>
-          </w:tcPr>
-          <w:p>
-            <w:r>
-              <w:t>18:00</w:t>
-            </w:r>
-          </w:p>
-        </w:tc>
-        <w:tc>
-          <w:tcPr>
-            <w:tcW w:type="dxa" w:w="1440"/>
-          </w:tcPr>
-          <w:p>
-            <w:r>
-              <w:t>вверх</w:t>
-            </w:r>
-          </w:p>
-        </w:tc>
-        <w:tc>
-          <w:tcPr>
-            <w:tcW w:type="dxa" w:w="1440"/>
-          </w:tcPr>
-          <w:p>
-            <w:r>
-              <w:t>0,565</w:t>
-            </w:r>
-          </w:p>
-        </w:tc>
-        <w:tc>
-          <w:tcPr>
-            <w:tcW w:type="dxa" w:w="1440"/>
-          </w:tcPr>
-          <w:p>
-            <w:r>
-              <w:t>3,066 → 3,631</w:t>
-            </w:r>
-          </w:p>
-        </w:tc>
-        <w:tc>
-          <w:tcPr>
-            <w:tcW w:type="dxa" w:w="1440"/>
-          </w:tcPr>
-          <w:p>
-            <w:r>
-              <w:t>02.02 15:00</w:t>
             </w:r>
           </w:p>
         </w:tc>
@@ -3010,7 +2816,7 @@
           </w:tcPr>
           <w:p>
             <w:r>
-              <w:t>0,648</w:t>
+              <w:t>0,566</w:t>
             </w:r>
           </w:p>
         </w:tc>
@@ -3020,7 +2826,7 @@
           </w:tcPr>
           <w:p>
             <w:r>
-              <w:t>2,907 → 2,259</w:t>
+              <w:t>2,854 → 2,288</w:t>
             </w:r>
           </w:p>
         </w:tc>
@@ -3072,7 +2878,7 @@
           </w:tcPr>
           <w:p>
             <w:r>
-              <w:t>0,506</w:t>
+              <w:t>0,507</w:t>
             </w:r>
           </w:p>
         </w:tc>
@@ -3082,7 +2888,7 @@
           </w:tcPr>
           <w:p>
             <w:r>
-              <w:t>1,937 → 1,431</w:t>
+              <w:t>1,932 → 1,425</w:t>
             </w:r>
           </w:p>
         </w:tc>
@@ -3134,7 +2940,7 @@
           </w:tcPr>
           <w:p>
             <w:r>
-              <w:t>0,549</w:t>
+              <w:t>0,567</w:t>
             </w:r>
           </w:p>
         </w:tc>
@@ -3144,7 +2950,7 @@
           </w:tcPr>
           <w:p>
             <w:r>
-              <w:t>1,467 → 0,918</w:t>
+              <w:t>1,482 → 0,915</w:t>
             </w:r>
           </w:p>
         </w:tc>
@@ -3155,6 +2961,68 @@
           <w:p>
             <w:r>
               <w:t>02.02 18:00</w:t>
+            </w:r>
+          </w:p>
+        </w:tc>
+      </w:tr>
+      <w:tr>
+        <w:tc>
+          <w:tcPr>
+            <w:tcW w:type="dxa" w:w="1440"/>
+          </w:tcPr>
+          <w:p>
+            <w:r>
+              <w:t>02.02 11:00</w:t>
+            </w:r>
+          </w:p>
+        </w:tc>
+        <w:tc>
+          <w:tcPr>
+            <w:tcW w:type="dxa" w:w="1440"/>
+          </w:tcPr>
+          <w:p>
+            <w:r>
+              <w:t>18:00</w:t>
+            </w:r>
+          </w:p>
+        </w:tc>
+        <w:tc>
+          <w:tcPr>
+            <w:tcW w:type="dxa" w:w="1440"/>
+          </w:tcPr>
+          <w:p>
+            <w:r>
+              <w:t>вверх</w:t>
+            </w:r>
+          </w:p>
+        </w:tc>
+        <w:tc>
+          <w:tcPr>
+            <w:tcW w:type="dxa" w:w="1440"/>
+          </w:tcPr>
+          <w:p>
+            <w:r>
+              <w:t>0,517</w:t>
+            </w:r>
+          </w:p>
+        </w:tc>
+        <w:tc>
+          <w:tcPr>
+            <w:tcW w:type="dxa" w:w="1440"/>
+          </w:tcPr>
+          <w:p>
+            <w:r>
+              <w:t>3,098 → 3,615</w:t>
+            </w:r>
+          </w:p>
+        </w:tc>
+        <w:tc>
+          <w:tcPr>
+            <w:tcW w:type="dxa" w:w="1440"/>
+          </w:tcPr>
+          <w:p>
+            <w:r>
+              <w:t>02.02 15:00</w:t>
             </w:r>
           </w:p>
         </w:tc>
@@ -3196,7 +3064,7 @@
           </w:tcPr>
           <w:p>
             <w:r>
-              <w:t>0,537</w:t>
+              <w:t>0,536</w:t>
             </w:r>
           </w:p>
         </w:tc>
@@ -3206,7 +3074,7 @@
           </w:tcPr>
           <w:p>
             <w:r>
-              <w:t>1,342 → 0,805</w:t>
+              <w:t>1,345 → 0,809</w:t>
             </w:r>
           </w:p>
         </w:tc>

--- a/artifacts/bids/2026-02-02/zayavka_2026-02-02.docx
+++ b/artifacts/bids/2026-02-02/zayavka_2026-02-02.docx
@@ -254,7 +254,7 @@
               <w:jc w:val="right"/>
             </w:pPr>
             <w:r>
-              <w:t>0,847</w:t>
+              <w:t>0,830</w:t>
             </w:r>
           </w:p>
         </w:tc>
@@ -277,7 +277,7 @@
               <w:jc w:val="right"/>
             </w:pPr>
             <w:r>
-              <w:t>4,650</w:t>
+              <w:t>4,669</w:t>
             </w:r>
           </w:p>
         </w:tc>
@@ -302,7 +302,7 @@
               <w:jc w:val="right"/>
             </w:pPr>
             <w:r>
-              <w:t>0,758</w:t>
+              <w:t>0,734</w:t>
             </w:r>
           </w:p>
         </w:tc>
@@ -325,7 +325,7 @@
               <w:jc w:val="right"/>
             </w:pPr>
             <w:r>
-              <w:t>4,720</w:t>
+              <w:t>4,763</w:t>
             </w:r>
           </w:p>
         </w:tc>
@@ -350,7 +350,7 @@
               <w:jc w:val="right"/>
             </w:pPr>
             <w:r>
-              <w:t>0,891</w:t>
+              <w:t>0,850</w:t>
             </w:r>
           </w:p>
         </w:tc>
@@ -373,7 +373,7 @@
               <w:jc w:val="right"/>
             </w:pPr>
             <w:r>
-              <w:t>4,677</w:t>
+              <w:t>4,712</w:t>
             </w:r>
           </w:p>
         </w:tc>
@@ -398,7 +398,7 @@
               <w:jc w:val="right"/>
             </w:pPr>
             <w:r>
-              <w:t>1,257</w:t>
+              <w:t>1,198</w:t>
             </w:r>
           </w:p>
         </w:tc>
@@ -421,7 +421,7 @@
               <w:jc w:val="right"/>
             </w:pPr>
             <w:r>
-              <w:t>4,367</w:t>
+              <w:t>4,462</w:t>
             </w:r>
           </w:p>
         </w:tc>
@@ -446,7 +446,7 @@
               <w:jc w:val="right"/>
             </w:pPr>
             <w:r>
-              <w:t>2,069</w:t>
+              <w:t>2,016</w:t>
             </w:r>
           </w:p>
         </w:tc>
@@ -469,7 +469,7 @@
               <w:jc w:val="right"/>
             </w:pPr>
             <w:r>
-              <w:t>3,901</w:t>
+              <w:t>3,912</w:t>
             </w:r>
           </w:p>
         </w:tc>
@@ -494,7 +494,7 @@
               <w:jc w:val="right"/>
             </w:pPr>
             <w:r>
-              <w:t>2,342</w:t>
+              <w:t>2,224</w:t>
             </w:r>
           </w:p>
         </w:tc>
@@ -517,7 +517,7 @@
               <w:jc w:val="right"/>
             </w:pPr>
             <w:r>
-              <w:t>3,098</w:t>
+              <w:t>3,144</w:t>
             </w:r>
           </w:p>
         </w:tc>
@@ -542,7 +542,7 @@
               <w:jc w:val="right"/>
             </w:pPr>
             <w:r>
-              <w:t>2,414</w:t>
+              <w:t>2,303</w:t>
             </w:r>
           </w:p>
         </w:tc>
@@ -565,7 +565,7 @@
               <w:jc w:val="right"/>
             </w:pPr>
             <w:r>
-              <w:t>2,854</w:t>
+              <w:t>2,911</w:t>
             </w:r>
           </w:p>
         </w:tc>
@@ -590,7 +590,7 @@
               <w:jc w:val="right"/>
             </w:pPr>
             <w:r>
-              <w:t>2,614</w:t>
+              <w:t>2,500</w:t>
             </w:r>
           </w:p>
         </w:tc>
@@ -613,7 +613,7 @@
               <w:jc w:val="right"/>
             </w:pPr>
             <w:r>
-              <w:t>1,932</w:t>
+              <w:t>2,042</w:t>
             </w:r>
           </w:p>
         </w:tc>
@@ -638,7 +638,7 @@
               <w:jc w:val="right"/>
             </w:pPr>
             <w:r>
-              <w:t>2,903</w:t>
+              <w:t>2,784</w:t>
             </w:r>
           </w:p>
         </w:tc>
@@ -661,7 +661,7 @@
               <w:jc w:val="right"/>
             </w:pPr>
             <w:r>
-              <w:t>1,482</w:t>
+              <w:t>1,581</w:t>
             </w:r>
           </w:p>
         </w:tc>
@@ -686,7 +686,7 @@
               <w:jc w:val="right"/>
             </w:pPr>
             <w:r>
-              <w:t>2,875</w:t>
+              <w:t>2,920</w:t>
             </w:r>
           </w:p>
         </w:tc>
@@ -709,7 +709,7 @@
               <w:jc w:val="right"/>
             </w:pPr>
             <w:r>
-              <w:t>1,196</w:t>
+              <w:t>1,172</w:t>
             </w:r>
           </w:p>
         </w:tc>
@@ -734,7 +734,7 @@
               <w:jc w:val="right"/>
             </w:pPr>
             <w:r>
-              <w:t>3,805</w:t>
+              <w:t>3,781</w:t>
             </w:r>
           </w:p>
         </w:tc>
@@ -757,7 +757,7 @@
               <w:jc w:val="right"/>
             </w:pPr>
             <w:r>
-              <w:t>1,345</w:t>
+              <w:t>1,369</w:t>
             </w:r>
           </w:p>
         </w:tc>
@@ -782,7 +782,7 @@
               <w:jc w:val="right"/>
             </w:pPr>
             <w:r>
-              <w:t>4,444</w:t>
+              <w:t>4,388</w:t>
             </w:r>
           </w:p>
         </w:tc>
@@ -805,7 +805,7 @@
               <w:jc w:val="right"/>
             </w:pPr>
             <w:r>
-              <w:t>1,228</w:t>
+              <w:t>1,242</w:t>
             </w:r>
           </w:p>
         </w:tc>
@@ -821,7 +821,7 @@
         <w:rPr>
           <w:b/>
         </w:rPr>
-        <w:t>Итого за сутки: 62,669 МВт·ч.</w:t>
+        <w:t>Итого за сутки: 62,507 МВт·ч.</w:t>
       </w:r>
     </w:p>
     <w:p>
@@ -834,7 +834,7 @@
     </w:p>
     <w:p>
       <w:r>
-        <w:t>Прогноз b31d23277ea2, сформирован 01.02.2026 05:00 (Астана); модель windcast-0.1.0-cascade+direct; погода: Open-Meteo Previous Runs: ECMWF IFS, ECMWF AIFS, ICON, GFS, UKMO, GEM, CMA, выпуск 2026-01-31 18:00:00 UTC.</w:t>
+        <w:t>Прогноз e7b51bee108e, сформирован 01.02.2026 05:00 (Астана); модель windcast-0.1.0-cascade+cqr; погода: Open-Meteo Previous Runs: ECMWF IFS, ECMWF AIFS, ICON, GFS, UKMO, GEM, CMA, выпуск 2026-01-31 18:00:00 UTC.</w:t>
       </w:r>
     </w:p>
     <w:tbl>
@@ -940,7 +940,7 @@
           </w:tcPr>
           <w:p>
             <w:r>
-              <w:t>0,066</w:t>
+              <w:t>0,008</w:t>
             </w:r>
           </w:p>
         </w:tc>
@@ -950,7 +950,7 @@
           </w:tcPr>
           <w:p>
             <w:r>
-              <w:t>0,847</w:t>
+              <w:t>0,830</w:t>
             </w:r>
           </w:p>
         </w:tc>
@@ -960,7 +960,7 @@
           </w:tcPr>
           <w:p>
             <w:r>
-              <w:t>3,191</w:t>
+              <w:t>3,245</w:t>
             </w:r>
           </w:p>
         </w:tc>
@@ -1002,7 +1002,7 @@
           </w:tcPr>
           <w:p>
             <w:r>
-              <w:t>0,088</w:t>
+              <w:t>0,019</w:t>
             </w:r>
           </w:p>
         </w:tc>
@@ -1012,7 +1012,7 @@
           </w:tcPr>
           <w:p>
             <w:r>
-              <w:t>0,758</w:t>
+              <w:t>0,734</w:t>
             </w:r>
           </w:p>
         </w:tc>
@@ -1022,7 +1022,7 @@
           </w:tcPr>
           <w:p>
             <w:r>
-              <w:t>3,588</w:t>
+              <w:t>3,710</w:t>
             </w:r>
           </w:p>
         </w:tc>
@@ -1064,7 +1064,7 @@
           </w:tcPr>
           <w:p>
             <w:r>
-              <w:t>0,124</w:t>
+              <w:t>0,000</w:t>
             </w:r>
           </w:p>
         </w:tc>
@@ -1074,7 +1074,7 @@
           </w:tcPr>
           <w:p>
             <w:r>
-              <w:t>0,891</w:t>
+              <w:t>0,850</w:t>
             </w:r>
           </w:p>
         </w:tc>
@@ -1084,7 +1084,7 @@
           </w:tcPr>
           <w:p>
             <w:r>
-              <w:t>3,718</w:t>
+              <w:t>3,763</w:t>
             </w:r>
           </w:p>
         </w:tc>
@@ -1126,7 +1126,7 @@
           </w:tcPr>
           <w:p>
             <w:r>
-              <w:t>0,232</w:t>
+              <w:t>0,096</w:t>
             </w:r>
           </w:p>
         </w:tc>
@@ -1136,7 +1136,7 @@
           </w:tcPr>
           <w:p>
             <w:r>
-              <w:t>1,257</w:t>
+              <w:t>1,198</w:t>
             </w:r>
           </w:p>
         </w:tc>
@@ -1146,7 +1146,7 @@
           </w:tcPr>
           <w:p>
             <w:r>
-              <w:t>4,253</w:t>
+              <w:t>4,383</w:t>
             </w:r>
           </w:p>
         </w:tc>
@@ -1188,7 +1188,7 @@
           </w:tcPr>
           <w:p>
             <w:r>
-              <w:t>0,537</w:t>
+              <w:t>0,374</w:t>
             </w:r>
           </w:p>
         </w:tc>
@@ -1198,7 +1198,7 @@
           </w:tcPr>
           <w:p>
             <w:r>
-              <w:t>2,069</w:t>
+              <w:t>2,016</w:t>
             </w:r>
           </w:p>
         </w:tc>
@@ -1208,7 +1208,7 @@
           </w:tcPr>
           <w:p>
             <w:r>
-              <w:t>4,441</w:t>
+              <w:t>4,495</w:t>
             </w:r>
           </w:p>
         </w:tc>
@@ -1250,7 +1250,7 @@
           </w:tcPr>
           <w:p>
             <w:r>
-              <w:t>1,188</w:t>
+              <w:t>1,139</w:t>
             </w:r>
           </w:p>
         </w:tc>
@@ -1260,7 +1260,7 @@
           </w:tcPr>
           <w:p>
             <w:r>
-              <w:t>2,342</w:t>
+              <w:t>2,224</w:t>
             </w:r>
           </w:p>
         </w:tc>
@@ -1270,7 +1270,7 @@
           </w:tcPr>
           <w:p>
             <w:r>
-              <w:t>4,605</w:t>
+              <w:t>4,654</w:t>
             </w:r>
           </w:p>
         </w:tc>
@@ -1312,7 +1312,7 @@
           </w:tcPr>
           <w:p>
             <w:r>
-              <w:t>1,304</w:t>
+              <w:t>1,252</w:t>
             </w:r>
           </w:p>
         </w:tc>
@@ -1322,7 +1322,7 @@
           </w:tcPr>
           <w:p>
             <w:r>
-              <w:t>2,414</w:t>
+              <w:t>2,303</w:t>
             </w:r>
           </w:p>
         </w:tc>
@@ -1332,7 +1332,7 @@
           </w:tcPr>
           <w:p>
             <w:r>
-              <w:t>4,677</w:t>
+              <w:t>4,714</w:t>
             </w:r>
           </w:p>
         </w:tc>
@@ -1374,7 +1374,7 @@
           </w:tcPr>
           <w:p>
             <w:r>
-              <w:t>1,255</w:t>
+              <w:t>1,190</w:t>
             </w:r>
           </w:p>
         </w:tc>
@@ -1384,7 +1384,7 @@
           </w:tcPr>
           <w:p>
             <w:r>
-              <w:t>2,614</w:t>
+              <w:t>2,500</w:t>
             </w:r>
           </w:p>
         </w:tc>
@@ -1394,7 +1394,7 @@
           </w:tcPr>
           <w:p>
             <w:r>
-              <w:t>4,662</w:t>
+              <w:t>4,711</w:t>
             </w:r>
           </w:p>
         </w:tc>
@@ -1436,7 +1436,7 @@
           </w:tcPr>
           <w:p>
             <w:r>
-              <w:t>1,295</w:t>
+              <w:t>1,173</w:t>
             </w:r>
           </w:p>
         </w:tc>
@@ -1446,7 +1446,7 @@
           </w:tcPr>
           <w:p>
             <w:r>
-              <w:t>2,903</w:t>
+              <w:t>2,784</w:t>
             </w:r>
           </w:p>
         </w:tc>
@@ -1456,7 +1456,7 @@
           </w:tcPr>
           <w:p>
             <w:r>
-              <w:t>4,800</w:t>
+              <w:t>4,862</w:t>
             </w:r>
           </w:p>
         </w:tc>
@@ -1498,7 +1498,7 @@
           </w:tcPr>
           <w:p>
             <w:r>
-              <w:t>1,463</w:t>
+              <w:t>1,393</w:t>
             </w:r>
           </w:p>
         </w:tc>
@@ -1508,7 +1508,7 @@
           </w:tcPr>
           <w:p>
             <w:r>
-              <w:t>2,875</w:t>
+              <w:t>2,920</w:t>
             </w:r>
           </w:p>
         </w:tc>
@@ -1518,7 +1518,7 @@
           </w:tcPr>
           <w:p>
             <w:r>
-              <w:t>4,886</w:t>
+              <w:t>4,944</w:t>
             </w:r>
           </w:p>
         </w:tc>
@@ -1560,7 +1560,7 @@
           </w:tcPr>
           <w:p>
             <w:r>
-              <w:t>1,857</w:t>
+              <w:t>1,772</w:t>
             </w:r>
           </w:p>
         </w:tc>
@@ -1570,7 +1570,7 @@
           </w:tcPr>
           <w:p>
             <w:r>
-              <w:t>3,805</w:t>
+              <w:t>3,781</w:t>
             </w:r>
           </w:p>
         </w:tc>
@@ -1580,7 +1580,7 @@
           </w:tcPr>
           <w:p>
             <w:r>
-              <w:t>4,946</w:t>
+              <w:t>4,974</w:t>
             </w:r>
           </w:p>
         </w:tc>
@@ -1622,7 +1622,7 @@
           </w:tcPr>
           <w:p>
             <w:r>
-              <w:t>2,812</w:t>
+              <w:t>2,817</w:t>
             </w:r>
           </w:p>
         </w:tc>
@@ -1632,7 +1632,7 @@
           </w:tcPr>
           <w:p>
             <w:r>
-              <w:t>4,444</w:t>
+              <w:t>4,388</w:t>
             </w:r>
           </w:p>
         </w:tc>
@@ -1642,7 +1642,7 @@
           </w:tcPr>
           <w:p>
             <w:r>
-              <w:t>4,946</w:t>
+              <w:t>4,943</w:t>
             </w:r>
           </w:p>
         </w:tc>
@@ -1684,7 +1684,7 @@
           </w:tcPr>
           <w:p>
             <w:r>
-              <w:t>3,476</w:t>
+              <w:t>3,518</w:t>
             </w:r>
           </w:p>
         </w:tc>
@@ -1694,7 +1694,7 @@
           </w:tcPr>
           <w:p>
             <w:r>
-              <w:t>4,650</w:t>
+              <w:t>4,669</w:t>
             </w:r>
           </w:p>
         </w:tc>
@@ -1704,7 +1704,7 @@
           </w:tcPr>
           <w:p>
             <w:r>
-              <w:t>4,971</w:t>
+              <w:t>4,977</w:t>
             </w:r>
           </w:p>
         </w:tc>
@@ -1746,7 +1746,7 @@
           </w:tcPr>
           <w:p>
             <w:r>
-              <w:t>3,740</w:t>
+              <w:t>3,830</w:t>
             </w:r>
           </w:p>
         </w:tc>
@@ -1756,7 +1756,7 @@
           </w:tcPr>
           <w:p>
             <w:r>
-              <w:t>4,720</w:t>
+              <w:t>4,763</w:t>
             </w:r>
           </w:p>
         </w:tc>
@@ -1766,7 +1766,7 @@
           </w:tcPr>
           <w:p>
             <w:r>
-              <w:t>4,981</w:t>
+              <w:t>4,988</w:t>
             </w:r>
           </w:p>
         </w:tc>
@@ -1808,7 +1808,7 @@
           </w:tcPr>
           <w:p>
             <w:r>
-              <w:t>3,583</w:t>
+              <w:t>3,658</w:t>
             </w:r>
           </w:p>
         </w:tc>
@@ -1818,7 +1818,7 @@
           </w:tcPr>
           <w:p>
             <w:r>
-              <w:t>4,677</w:t>
+              <w:t>4,712</w:t>
             </w:r>
           </w:p>
         </w:tc>
@@ -1828,7 +1828,7 @@
           </w:tcPr>
           <w:p>
             <w:r>
-              <w:t>4,976</w:t>
+              <w:t>4,973</w:t>
             </w:r>
           </w:p>
         </w:tc>
@@ -1870,7 +1870,7 @@
           </w:tcPr>
           <w:p>
             <w:r>
-              <w:t>2,497</w:t>
+              <w:t>2,641</w:t>
             </w:r>
           </w:p>
         </w:tc>
@@ -1880,7 +1880,7 @@
           </w:tcPr>
           <w:p>
             <w:r>
-              <w:t>4,367</w:t>
+              <w:t>4,462</w:t>
             </w:r>
           </w:p>
         </w:tc>
@@ -1890,7 +1890,7 @@
           </w:tcPr>
           <w:p>
             <w:r>
-              <w:t>4,967</w:t>
+              <w:t>4,968</w:t>
             </w:r>
           </w:p>
         </w:tc>
@@ -1932,7 +1932,7 @@
           </w:tcPr>
           <w:p>
             <w:r>
-              <w:t>1,866</w:t>
+              <w:t>1,835</w:t>
             </w:r>
           </w:p>
         </w:tc>
@@ -1942,7 +1942,7 @@
           </w:tcPr>
           <w:p>
             <w:r>
-              <w:t>3,901</w:t>
+              <w:t>3,912</w:t>
             </w:r>
           </w:p>
         </w:tc>
@@ -1952,7 +1952,7 @@
           </w:tcPr>
           <w:p>
             <w:r>
-              <w:t>4,957</w:t>
+              <w:t>4,981</w:t>
             </w:r>
           </w:p>
         </w:tc>
@@ -1994,7 +1994,7 @@
           </w:tcPr>
           <w:p>
             <w:r>
-              <w:t>1,434</w:t>
+              <w:t>1,433</w:t>
             </w:r>
           </w:p>
         </w:tc>
@@ -2004,7 +2004,7 @@
           </w:tcPr>
           <w:p>
             <w:r>
-              <w:t>3,098</w:t>
+              <w:t>3,144</w:t>
             </w:r>
           </w:p>
         </w:tc>
@@ -2014,7 +2014,7 @@
           </w:tcPr>
           <w:p>
             <w:r>
-              <w:t>4,968</w:t>
+              <w:t>4,994</w:t>
             </w:r>
           </w:p>
         </w:tc>
@@ -2056,7 +2056,7 @@
           </w:tcPr>
           <w:p>
             <w:r>
-              <w:t>0,762</w:t>
+              <w:t>0,768</w:t>
             </w:r>
           </w:p>
         </w:tc>
@@ -2066,7 +2066,7 @@
           </w:tcPr>
           <w:p>
             <w:r>
-              <w:t>2,854</w:t>
+              <w:t>2,911</w:t>
             </w:r>
           </w:p>
         </w:tc>
@@ -2076,7 +2076,7 @@
           </w:tcPr>
           <w:p>
             <w:r>
-              <w:t>4,729</w:t>
+              <w:t>4,880</w:t>
             </w:r>
           </w:p>
         </w:tc>
@@ -2118,7 +2118,7 @@
           </w:tcPr>
           <w:p>
             <w:r>
-              <w:t>0,264</w:t>
+              <w:t>0,151</w:t>
             </w:r>
           </w:p>
         </w:tc>
@@ -2128,7 +2128,7 @@
           </w:tcPr>
           <w:p>
             <w:r>
-              <w:t>1,932</w:t>
+              <w:t>2,042</w:t>
             </w:r>
           </w:p>
         </w:tc>
@@ -2138,7 +2138,7 @@
           </w:tcPr>
           <w:p>
             <w:r>
-              <w:t>4,053</w:t>
+              <w:t>4,101</w:t>
             </w:r>
           </w:p>
         </w:tc>
@@ -2180,7 +2180,7 @@
           </w:tcPr>
           <w:p>
             <w:r>
-              <w:t>0,117</w:t>
+              <w:t>0,025</w:t>
             </w:r>
           </w:p>
         </w:tc>
@@ -2190,7 +2190,7 @@
           </w:tcPr>
           <w:p>
             <w:r>
-              <w:t>1,482</w:t>
+              <w:t>1,581</w:t>
             </w:r>
           </w:p>
         </w:tc>
@@ -2200,7 +2200,7 @@
           </w:tcPr>
           <w:p>
             <w:r>
-              <w:t>3,696</w:t>
+              <w:t>3,834</w:t>
             </w:r>
           </w:p>
         </w:tc>
@@ -2242,7 +2242,7 @@
           </w:tcPr>
           <w:p>
             <w:r>
-              <w:t>0,067</w:t>
+              <w:t>0,012</w:t>
             </w:r>
           </w:p>
         </w:tc>
@@ -2252,7 +2252,7 @@
           </w:tcPr>
           <w:p>
             <w:r>
-              <w:t>1,196</w:t>
+              <w:t>1,172</w:t>
             </w:r>
           </w:p>
         </w:tc>
@@ -2304,7 +2304,7 @@
           </w:tcPr>
           <w:p>
             <w:r>
-              <w:t>0,136</w:t>
+              <w:t>0,098</w:t>
             </w:r>
           </w:p>
         </w:tc>
@@ -2314,7 +2314,7 @@
           </w:tcPr>
           <w:p>
             <w:r>
-              <w:t>1,345</w:t>
+              <w:t>1,369</w:t>
             </w:r>
           </w:p>
         </w:tc>
@@ -2324,7 +2324,7 @@
           </w:tcPr>
           <w:p>
             <w:r>
-              <w:t>3,538</w:t>
+              <w:t>3,588</w:t>
             </w:r>
           </w:p>
         </w:tc>
@@ -2366,7 +2366,7 @@
           </w:tcPr>
           <w:p>
             <w:r>
-              <w:t>0,086</w:t>
+              <w:t>0,054</w:t>
             </w:r>
           </w:p>
         </w:tc>
@@ -2376,7 +2376,7 @@
           </w:tcPr>
           <w:p>
             <w:r>
-              <w:t>1,228</w:t>
+              <w:t>1,242</w:t>
             </w:r>
           </w:p>
         </w:tc>
@@ -2386,7 +2386,7 @@
           </w:tcPr>
           <w:p>
             <w:r>
-              <w:t>3,401</w:t>
+              <w:t>3,439</w:t>
             </w:r>
           </w:p>
         </w:tc>
@@ -2423,7 +2423,7 @@
         <w:pStyle w:val="ListBullet"/>
       </w:pPr>
       <w:r>
-        <w:t>резкий рост на 1.77 МВт за 3 ч к 12:00</w:t>
+        <w:t>резкий рост на 1.75 МВт за 3 ч к 12:00</w:t>
       </w:r>
     </w:p>
     <w:p>
@@ -2431,7 +2431,7 @@
         <w:pStyle w:val="ListBullet"/>
       </w:pPr>
       <w:r>
-        <w:t>резкий спад на 1.97 МВт за 3 ч к 19:00</w:t>
+        <w:t>резкий спад на 1.87 МВт за 3 ч к 19:00</w:t>
       </w:r>
     </w:p>
     <w:p>
@@ -2548,7 +2548,7 @@
           </w:tcPr>
           <w:p>
             <w:r>
-              <w:t>04:00</w:t>
+              <w:t>03:00</w:t>
             </w:r>
           </w:p>
         </w:tc>
@@ -2568,7 +2568,7 @@
           </w:tcPr>
           <w:p>
             <w:r>
-              <w:t>0,838</w:t>
+              <w:t>0,511</w:t>
             </w:r>
           </w:p>
         </w:tc>
@@ -2578,7 +2578,7 @@
           </w:tcPr>
           <w:p>
             <w:r>
-              <w:t>1,257 → 2,095</w:t>
+              <w:t>0,850 → 1,361</w:t>
             </w:r>
           </w:p>
         </w:tc>
@@ -2588,7 +2588,7 @@
           </w:tcPr>
           <w:p>
             <w:r>
-              <w:t>02.02 01:00</w:t>
+              <w:t>02.02 00:00</w:t>
             </w:r>
           </w:p>
         </w:tc>
@@ -2610,7 +2610,7 @@
           </w:tcPr>
           <w:p>
             <w:r>
-              <w:t>06:00</w:t>
+              <w:t>04:00</w:t>
             </w:r>
           </w:p>
         </w:tc>
@@ -2630,7 +2630,7 @@
           </w:tcPr>
           <w:p>
             <w:r>
-              <w:t>0,560</w:t>
+              <w:t>0,881</w:t>
             </w:r>
           </w:p>
         </w:tc>
@@ -2640,7 +2640,7 @@
           </w:tcPr>
           <w:p>
             <w:r>
-              <w:t>2,342 → 2,902</w:t>
+              <w:t>1,198 → 2,079</w:t>
             </w:r>
           </w:p>
         </w:tc>
@@ -2650,7 +2650,7 @@
           </w:tcPr>
           <w:p>
             <w:r>
-              <w:t>02.02 03:00</w:t>
+              <w:t>02.02 01:00</w:t>
             </w:r>
           </w:p>
         </w:tc>
@@ -2662,7 +2662,7 @@
           </w:tcPr>
           <w:p>
             <w:r>
-              <w:t>01.02 17:00</w:t>
+              <w:t>01.02 11:00</w:t>
             </w:r>
           </w:p>
         </w:tc>
@@ -2672,7 +2672,7 @@
           </w:tcPr>
           <w:p>
             <w:r>
-              <w:t>07:00</w:t>
+              <w:t>05:00</w:t>
             </w:r>
           </w:p>
         </w:tc>
@@ -2692,7 +2692,7 @@
           </w:tcPr>
           <w:p>
             <w:r>
-              <w:t>0,673</w:t>
+              <w:t>0,510</w:t>
             </w:r>
           </w:p>
         </w:tc>
@@ -2702,7 +2702,7 @@
           </w:tcPr>
           <w:p>
             <w:r>
-              <w:t>2,414 → 3,087</w:t>
+              <w:t>2,016 → 2,526</w:t>
             </w:r>
           </w:p>
         </w:tc>
@@ -2712,7 +2712,7 @@
           </w:tcPr>
           <w:p>
             <w:r>
-              <w:t>02.02 04:00</w:t>
+              <w:t>02.02 02:00</w:t>
             </w:r>
           </w:p>
         </w:tc>
@@ -2724,7 +2724,7 @@
           </w:tcPr>
           <w:p>
             <w:r>
-              <w:t>01.02 17:00</w:t>
+              <w:t>01.02 11:00</w:t>
             </w:r>
           </w:p>
         </w:tc>
@@ -2734,7 +2734,7 @@
           </w:tcPr>
           <w:p>
             <w:r>
-              <w:t>09:00</w:t>
+              <w:t>06:00</w:t>
             </w:r>
           </w:p>
         </w:tc>
@@ -2754,7 +2754,7 @@
           </w:tcPr>
           <w:p>
             <w:r>
-              <w:t>0,727</w:t>
+              <w:t>0,641</w:t>
             </w:r>
           </w:p>
         </w:tc>
@@ -2764,7 +2764,7 @@
           </w:tcPr>
           <w:p>
             <w:r>
-              <w:t>2,903 → 3,630</w:t>
+              <w:t>2,224 → 2,865</w:t>
             </w:r>
           </w:p>
         </w:tc>
@@ -2774,7 +2774,7 @@
           </w:tcPr>
           <w:p>
             <w:r>
-              <w:t>02.02 06:00</w:t>
+              <w:t>02.02 03:00</w:t>
             </w:r>
           </w:p>
         </w:tc>
@@ -2786,7 +2786,7 @@
           </w:tcPr>
           <w:p>
             <w:r>
-              <w:t>02.02 05:00</w:t>
+              <w:t>01.02 17:00</w:t>
             </w:r>
           </w:p>
         </w:tc>
@@ -2796,7 +2796,7 @@
           </w:tcPr>
           <w:p>
             <w:r>
-              <w:t>19:00</w:t>
+              <w:t>07:00</w:t>
             </w:r>
           </w:p>
         </w:tc>
@@ -2806,7 +2806,7 @@
           </w:tcPr>
           <w:p>
             <w:r>
-              <w:t>вниз</w:t>
+              <w:t>вверх</w:t>
             </w:r>
           </w:p>
         </w:tc>
@@ -2816,7 +2816,7 @@
           </w:tcPr>
           <w:p>
             <w:r>
-              <w:t>0,566</w:t>
+              <w:t>0,751</w:t>
             </w:r>
           </w:p>
         </w:tc>
@@ -2826,7 +2826,7 @@
           </w:tcPr>
           <w:p>
             <w:r>
-              <w:t>2,854 → 2,288</w:t>
+              <w:t>2,303 → 3,054</w:t>
             </w:r>
           </w:p>
         </w:tc>
@@ -2836,7 +2836,7 @@
           </w:tcPr>
           <w:p>
             <w:r>
-              <w:t>02.02 16:00</w:t>
+              <w:t>02.02 04:00</w:t>
             </w:r>
           </w:p>
         </w:tc>
@@ -2848,7 +2848,7 @@
           </w:tcPr>
           <w:p>
             <w:r>
-              <w:t>02.02 05:00</w:t>
+              <w:t>01.02 17:00</w:t>
             </w:r>
           </w:p>
         </w:tc>
@@ -2858,7 +2858,7 @@
           </w:tcPr>
           <w:p>
             <w:r>
-              <w:t>20:00</w:t>
+              <w:t>09:00</w:t>
             </w:r>
           </w:p>
         </w:tc>
@@ -2868,7 +2868,7 @@
           </w:tcPr>
           <w:p>
             <w:r>
-              <w:t>вниз</w:t>
+              <w:t>вверх</w:t>
             </w:r>
           </w:p>
         </w:tc>
@@ -2878,7 +2878,7 @@
           </w:tcPr>
           <w:p>
             <w:r>
-              <w:t>0,507</w:t>
+              <w:t>0,813</w:t>
             </w:r>
           </w:p>
         </w:tc>
@@ -2888,7 +2888,7 @@
           </w:tcPr>
           <w:p>
             <w:r>
-              <w:t>1,932 → 1,425</w:t>
+              <w:t>2,784 → 3,597</w:t>
             </w:r>
           </w:p>
         </w:tc>
@@ -2898,7 +2898,7 @@
           </w:tcPr>
           <w:p>
             <w:r>
-              <w:t>02.02 17:00</w:t>
+              <w:t>02.02 06:00</w:t>
             </w:r>
           </w:p>
         </w:tc>
@@ -2920,7 +2920,7 @@
           </w:tcPr>
           <w:p>
             <w:r>
-              <w:t>21:00</w:t>
+              <w:t>19:00</w:t>
             </w:r>
           </w:p>
         </w:tc>
@@ -2940,7 +2940,7 @@
           </w:tcPr>
           <w:p>
             <w:r>
-              <w:t>0,567</w:t>
+              <w:t>0,625</w:t>
             </w:r>
           </w:p>
         </w:tc>
@@ -2950,7 +2950,7 @@
           </w:tcPr>
           <w:p>
             <w:r>
-              <w:t>1,482 → 0,915</w:t>
+              <w:t>2,911 → 2,286</w:t>
             </w:r>
           </w:p>
         </w:tc>
@@ -2960,7 +2960,7 @@
           </w:tcPr>
           <w:p>
             <w:r>
-              <w:t>02.02 18:00</w:t>
+              <w:t>02.02 16:00</w:t>
             </w:r>
           </w:p>
         </w:tc>
@@ -2972,7 +2972,7 @@
           </w:tcPr>
           <w:p>
             <w:r>
-              <w:t>02.02 11:00</w:t>
+              <w:t>02.02 05:00</w:t>
             </w:r>
           </w:p>
         </w:tc>
@@ -2982,7 +2982,7 @@
           </w:tcPr>
           <w:p>
             <w:r>
-              <w:t>18:00</w:t>
+              <w:t>20:00</w:t>
             </w:r>
           </w:p>
         </w:tc>
@@ -2992,7 +2992,7 @@
           </w:tcPr>
           <w:p>
             <w:r>
-              <w:t>вверх</w:t>
+              <w:t>вниз</w:t>
             </w:r>
           </w:p>
         </w:tc>
@@ -3002,7 +3002,7 @@
           </w:tcPr>
           <w:p>
             <w:r>
-              <w:t>0,517</w:t>
+              <w:t>0,613</w:t>
             </w:r>
           </w:p>
         </w:tc>
@@ -3012,7 +3012,7 @@
           </w:tcPr>
           <w:p>
             <w:r>
-              <w:t>3,098 → 3,615</w:t>
+              <w:t>2,042 → 1,429</w:t>
             </w:r>
           </w:p>
         </w:tc>
@@ -3022,7 +3022,7 @@
           </w:tcPr>
           <w:p>
             <w:r>
-              <w:t>02.02 15:00</w:t>
+              <w:t>02.02 17:00</w:t>
             </w:r>
           </w:p>
         </w:tc>
@@ -3034,6 +3034,68 @@
           </w:tcPr>
           <w:p>
             <w:r>
+              <w:t>02.02 05:00</w:t>
+            </w:r>
+          </w:p>
+        </w:tc>
+        <w:tc>
+          <w:tcPr>
+            <w:tcW w:type="dxa" w:w="1440"/>
+          </w:tcPr>
+          <w:p>
+            <w:r>
+              <w:t>21:00</w:t>
+            </w:r>
+          </w:p>
+        </w:tc>
+        <w:tc>
+          <w:tcPr>
+            <w:tcW w:type="dxa" w:w="1440"/>
+          </w:tcPr>
+          <w:p>
+            <w:r>
+              <w:t>вниз</w:t>
+            </w:r>
+          </w:p>
+        </w:tc>
+        <w:tc>
+          <w:tcPr>
+            <w:tcW w:type="dxa" w:w="1440"/>
+          </w:tcPr>
+          <w:p>
+            <w:r>
+              <w:t>0,694</w:t>
+            </w:r>
+          </w:p>
+        </w:tc>
+        <w:tc>
+          <w:tcPr>
+            <w:tcW w:type="dxa" w:w="1440"/>
+          </w:tcPr>
+          <w:p>
+            <w:r>
+              <w:t>1,581 → 0,887</w:t>
+            </w:r>
+          </w:p>
+        </w:tc>
+        <w:tc>
+          <w:tcPr>
+            <w:tcW w:type="dxa" w:w="1440"/>
+          </w:tcPr>
+          <w:p>
+            <w:r>
+              <w:t>02.02 18:00</w:t>
+            </w:r>
+          </w:p>
+        </w:tc>
+      </w:tr>
+      <w:tr>
+        <w:tc>
+          <w:tcPr>
+            <w:tcW w:type="dxa" w:w="1440"/>
+          </w:tcPr>
+          <w:p>
+            <w:r>
               <w:t>02.02 11:00</w:t>
             </w:r>
           </w:p>
@@ -3064,7 +3126,7 @@
           </w:tcPr>
           <w:p>
             <w:r>
-              <w:t>0,536</w:t>
+              <w:t>0,584</w:t>
             </w:r>
           </w:p>
         </w:tc>
@@ -3074,7 +3136,7 @@
           </w:tcPr>
           <w:p>
             <w:r>
-              <w:t>1,345 → 0,809</w:t>
+              <w:t>1,369 → 0,785</w:t>
             </w:r>
           </w:p>
         </w:tc>
